--- a/Simulator_Overview.docx
+++ b/Simulator_Overview.docx
@@ -1386,6 +1386,11 @@
     <w:p>
       <w:r>
         <w:t>Version 3.6 brings the Horn antenna tab to parity with the RCS and waveguide tabs: an instant analytical engine (pyramidal + conical, Balanis aperture integration with flare phase error) giving gain, beamwidth, sidelobes and the radiation pattern in real time, plus inverse design, a parametric sweep, design comparison, and a lightweight-coating gain-penalty-vs-mass trade with a Monte-Carlo band — validated against the 15 dBi standard-gain horn, with the openEMS solve as the full-wave check.</w:t>
+      </w:r>
+    </w:p>
+    <w:p>
+      <w:r>
+        <w:t>Version 3.8 adds a CAD-RCS capability: upload a 3-D CAD model (STEP or STL) of a real object and obtain its analytical radar cross section versus angle, and the reduction from a radar-absorbing coating on each part, using Physical Optics plus first-order Ufimtsev edge diffraction — the industry-standard asymptotic method for electrically-large targets, validated against textbook shapes and against openEMS full-wave, with an in-app full-wave cross-check for small parts.</w:t>
       </w:r>
     </w:p>
     <w:sectPr>

--- a/Simulator_Overview.docx
+++ b/Simulator_Overview.docx
@@ -1391,6 +1391,11 @@
     <w:p>
       <w:r>
         <w:t>Version 3.8 adds a CAD-RCS capability: upload a 3-D CAD model (STEP or STL) of a real object and obtain its analytical radar cross section versus angle, and the reduction from a radar-absorbing coating on each part, using Physical Optics plus first-order Ufimtsev edge diffraction — the industry-standard asymptotic method for electrically-large targets, validated against textbook shapes and against openEMS full-wave, with an in-app full-wave cross-check for small parts.</w:t>
+      </w:r>
+    </w:p>
+    <w:p>
+      <w:r>
+        <w:t>Version 3.8 also introduces a Material library: candidate radar-absorbing materials are pinned from the reflection-loss workflow and compared side by side (reflection-loss curves, deepest absorption, effective absorption bandwidth, and the resulting RCS reduction), with the same library feeding per-part coating assignment on imported CAD geometry.</w:t>
       </w:r>
     </w:p>
     <w:sectPr>

--- a/Simulator_Overview.docx
+++ b/Simulator_Overview.docx
@@ -1396,6 +1396,11 @@
     <w:p>
       <w:r>
         <w:t>Version 3.8 also introduces a Material library: candidate radar-absorbing materials are pinned from the reflection-loss workflow and compared side by side (reflection-loss curves, deepest absorption, effective absorption bandwidth, and the resulting RCS reduction), with the same library feeding per-part coating assignment on imported CAD geometry.</w:t>
+      </w:r>
+    </w:p>
+    <w:p>
+      <w:r>
+        <w:t>Version 3.8 also expresses a coating's benefit in intuitive terms — the fraction of echo removed, the equivalent metal-sphere diameter, the reduction in radar detection range, and (for an imported CAD model, solved numerically from its own geometry) how small an uncoated copy of the same shape would have to be to scatter as weakly. The tool is additionally packaged as a progressive web app, so the shared link installs to a phone or tablet home screen and runs full-screen while the full-wave solver continues to execute on the host workstation.</w:t>
       </w:r>
     </w:p>
     <w:sectPr>

--- a/Simulator_Overview.docx
+++ b/Simulator_Overview.docx
@@ -7,7 +7,7 @@
         <w:pStyle w:val="Title"/>
       </w:pPr>
       <w:r>
-        <w:t xml:space="preserve">Electromagnetic Waveguide Simulator</w:t>
+        <w:t>Signal to Signature</w:t>
       </w:r>
     </w:p>
     <w:p>
@@ -22,7 +22,7 @@
           <w:sz w:val="24"/>
           <w:szCs w:val="24"/>
         </w:rPr>
-        <w:t xml:space="preserve">A full-stack software platform that automates microwave waveguide simulation</w:t>
+        <w:t>A full-stack platform for the radio-frequency story of a lightweight structure: waveguide loss, mass and launch cost; horn-antenna gain and patterns; reflection loss from measured permittivity and permeability; and the radar cross section of an imported 3-D CAD model — analytical and instant, validated against openEMS full-wave FDTD.</w:t>
       </w:r>
     </w:p>
     <w:p>
@@ -53,7 +53,7 @@
     </w:p>
     <w:p>
       <w:r>
-        <w:t>Version 3.6</w:t>
+        <w:t>Version 3.8</w:t>
       </w:r>
     </w:p>
     <w:p>
@@ -1401,6 +1401,11 @@
     <w:p>
       <w:r>
         <w:t>Version 3.8 also expresses a coating's benefit in intuitive terms — the fraction of echo removed, the equivalent metal-sphere diameter, the reduction in radar detection range, and (for an imported CAD model, solved numerically from its own geometry) how small an uncoated copy of the same shape would have to be to scatter as weakly. The tool is additionally packaged as a progressive web app, so the shared link installs to a phone or tablet home screen and runs full-screen while the full-wave solver continues to execute on the host workstation.</w:t>
+      </w:r>
+    </w:p>
+    <w:p>
+      <w:r>
+        <w:t>Version 3.8 also makes the platform installable and genuinely usable on a phone or iPad. Served over an HTTPS link it is a progressive web app: Add to Home Screen (iOS) or Install app (Android) launches it full-screen with its own icon, the shell is cached so it starts fast, and the solver endpoints are deliberately never cached so a Run on a phone always triggers a real solve on the host PC. On a mobile screen the desktop menu row is replaced by native navigation — a sticky top bar naming the current page, a fixed bottom tab bar for the four sections with a slide-up sheet of each section's pages, and a side drawer of every page opened by the hamburger or by swiping in from the left edge. The desktop layout is unchanged.</w:t>
       </w:r>
     </w:p>
     <w:sectPr>

--- a/Simulator_Overview.docx
+++ b/Simulator_Overview.docx
@@ -1406,6 +1406,11 @@
     <w:p>
       <w:r>
         <w:t>Version 3.8 also makes the platform installable and genuinely usable on a phone or iPad. Served over an HTTPS link it is a progressive web app: Add to Home Screen (iOS) or Install app (Android) launches it full-screen with its own icon, the shell is cached so it starts fast, and the solver endpoints are deliberately never cached so a Run on a phone always triggers a real solve on the host PC. On a mobile screen the desktop menu row is replaced by native navigation — a sticky top bar naming the current page, a fixed bottom tab bar for the four sections with a slide-up sheet of each section's pages, and a side drawer of every page opened by the hamburger or by swiping in from the left edge. The desktop layout is unchanged.</w:t>
+      </w:r>
+    </w:p>
+    <w:p>
+      <w:r>
+        <w:t>Version 3.8 also went through a systematic reliability pass. An adversarial audit — dozens of independent agents, each finding then handed to a separate reviewer whose job was to disprove it — surfaced thirty confirmed defects, most of them of one kind: the platform could display one run's results under a later run's name. Every generated animation is now also published in a compressed format roughly nineteen times smaller, figures are cleared the moment a solve starts and only ever show media that loaded, cached curves a run did not refresh are dropped rather than relabelled, and the run manifest records the solver settings the run actually used. The audit also caught a candour problem worth stating plainly: asked for a result outside the frequencies a material had been measured over, the tool used to hold the permittivity and permeability at the nearest measured edge and present the answer as data. Such results are now marked extrapolated, excluded from headline figures and bandwidth calculations, and drawn as a distinct dashed curve.</w:t>
       </w:r>
     </w:p>
     <w:sectPr>

--- a/Simulator_Overview.docx
+++ b/Simulator_Overview.docx
@@ -1411,6 +1411,11 @@
     <w:p>
       <w:r>
         <w:t>Version 3.8 also went through a systematic reliability pass. An adversarial audit — dozens of independent agents, each finding then handed to a separate reviewer whose job was to disprove it — surfaced thirty confirmed defects, most of them of one kind: the platform could display one run's results under a later run's name. Every generated animation is now also published in a compressed format roughly nineteen times smaller, figures are cleared the moment a solve starts and only ever show media that loaded, cached curves a run did not refresh are dropped rather than relabelled, and the run manifest records the solver settings the run actually used. The audit also caught a candour problem worth stating plainly: asked for a result outside the frequencies a material had been measured over, the tool used to hold the permittivity and permeability at the nearest measured edge and present the answer as data. Such results are now marked extrapolated, excluded from headline figures and bandwidth calculations, and drawn as a distinct dashed curve.</w:t>
+      </w:r>
+    </w:p>
+    <w:p>
+      <w:r>
+        <w:t>Version 3.9 adds the capability the platform was missing: it can now search the GEOMETRY for a lower radar signature, not only the coating. Given a threat direction it applies real deformations to an imported CAD model — nose fineness, body taper, cross-section ellipticity, planform sweep, appendage cant, and tilt or slimming of whichever part dominates the return — re-solves each candidate with the same validated physical-optics-plus-PTD engine used elsewhere, and reports the decibel gain of each. Every candidate preserves the overall length by construction and its volume and diameter cost is measured, so no design wins by quietly shrinking; the winner can be applied, reverted, or exported as an STL. On the shipped rocket model it finds 14.5 dB in a 60-degree nose sector, and after applying it an independent full 360-degree re-solve agrees to 0.04 dB. On a stealth flying wing it finds 34.5 dB from planform sweep and a boat-tailed aft end — which is the answer real low-observable practice gives.</w:t>
       </w:r>
     </w:p>
     <w:sectPr>

--- a/Simulator_Overview.docx
+++ b/Simulator_Overview.docx
@@ -1416,6 +1416,31 @@
     <w:p>
       <w:r>
         <w:t>Version 3.9 adds the capability the platform was missing: it can now search the GEOMETRY for a lower radar signature, not only the coating. Given a threat direction it applies real deformations to an imported CAD model — nose fineness, body taper, cross-section ellipticity, planform sweep, appendage cant, and tilt or slimming of whichever part dominates the return — re-solves each candidate with the same validated physical-optics-plus-PTD engine used elsewhere, and reports the decibel gain of each. Every candidate preserves the overall length by construction and its volume and diameter cost is measured, so no design wins by quietly shrinking; the winner can be applied, reverted, or exported as an STL. On the shipped rocket model it finds 14.5 dB in a 60-degree nose sector, and after applying it an independent full 360-degree re-solve agrees to 0.04 dB. On a stealth flying wing it finds 34.5 dB from planform sweep and a boat-tailed aft end — which is the answer real low-observable practice gives.</w:t>
+      </w:r>
+    </w:p>
+    <w:p>
+      <w:r>
+        <w:t>Version 4.0 makes the shape search trustworthy. Asked to apply an improved shape, the earlier version could hand back geometry that was not buildable: the deformations reached far enough to fold the skin through itself or squash a part flat, and nothing checked. Every candidate shape is now audited before it is allowed to compete. A candidate is rejected outright if it inverts surface normals, collapses triangles into slivers whose orientation is meaningless, loses more enclosed volume than the user allows, inflates, changes wetted area beyond a sane band, flattens a part below a third of one of its dimensions, or drives an appendage into the fuselage. The rejections are reported on the page, each naming the change, the setting and the part involved, so a search that says forty-two scored and twelve rejected is telling the user honestly how tight their constraints are. The volume budget is cumulative against the original model, which is stated, because a change that passes on its own can be refused once an earlier one is already in the chain.</w:t>
+      </w:r>
+    </w:p>
+    <w:p>
+      <w:r>
+        <w:t>Two errors in that gate were caught by live testing and both mattered. Judging interpenetration against the body's axis-aligned box is rotation-sensitive: rolling a fin about the body axis preserves its true clearance exactly, but sweeps its vertices through the corners of that box, so the gate refused a rotation that penetrates nothing — and canting appendages is one of the most effective and most buildable ways to lower a signature. It now measures radial distance about the body axis. Separately, a nose cone or nozzle is in series with the body rather than attached alongside it, so drawing its profile inward, which is precisely what sharpening a nose does, is not penetration; only parts whose axial span genuinely overlaps the body are tested. On the reference rocket, viewed nose-on, the two fixes cut invalid rejections from twenty-nine to twelve, raised the number of shapes actually evaluated from thirty-one to forty-two, and improved the achieved result from 2.7 dB to 10.0 dB, because the correct answer had been discarded.</w:t>
+      </w:r>
+    </w:p>
+    <w:p>
+      <w:r>
+        <w:t>Version 4.0 also states the limits of that gate plainly, in the panel and in the help. It is a check on geometry only. It says nothing about aerodynamics, structural load paths, internal packaging beyond a crude volume figure, control authority, thermal behaviour, propulsion integration or manufacturability. A shape that passes it is a direction worth exploring with aerodynamics and structures colleagues, never a finished design.</w:t>
+      </w:r>
+    </w:p>
+    <w:p>
+      <w:r>
+        <w:t>Version 4.0 adds rotating outputs for reports and presentations. A single button records a full turn of the shaded model, coloured by each facet's contribution to the echo, as an animated GIF that plays anywhere with nothing to install. The download archive additionally carries a self-contained web page that spins on its own and can be dragged left and right to turn the model by hand, or paused. Both come from one capture that forces each frame to be drawn synchronously; the earlier rotating export was silently static because it relied on the browser's animation callback, which is suspended whenever the page is not in the foreground.</w:t>
+      </w:r>
+    </w:p>
+    <w:p>
+      <w:r>
+        <w:t>Finally, version 4.0 makes the radar-cross-section material list respect the construction being modelled. A coating's reflection loss is defined with metal behind it — that is what makes the absorber work — so offering a thin film as a solid homogeneous body asks the solver a different question from the one the material was characterised for, and the full-wave solver genuinely builds different geometry for the two. Materials pinned as coatings are therefore offered only for a coated construction, and materials pinned as solid bodies only for a solid one, with the list stating which kind is missing when it is empty.</w:t>
       </w:r>
     </w:p>
     <w:sectPr>

--- a/Simulator_Overview.docx
+++ b/Simulator_Overview.docx
@@ -1443,6 +1443,174 @@
         <w:t>Finally, version 4.0 makes the radar-cross-section material list respect the construction being modelled. A coating's reflection loss is defined with metal behind it — that is what makes the absorber work — so offering a thin film as a solid homogeneous body asks the solver a different question from the one the material was characterised for, and the full-wave solver genuinely builds different geometry for the two. Materials pinned as coatings are therefore offered only for a coated construction, and materials pinned as solid bodies only for a solid one, with the list stating which kind is missing when it is empty.</w:t>
       </w:r>
     </w:p>
+    <w:p>
+      <w:r>
+        <w:t>Version 4.0 closes with two capability additions and a documentation pass. The rotating exports were rebuilt from the ground up after they were found to be showing a stationary object: the capture recoloured the model for each look angle but never turned it, so both the animated GIF and the interactive page were a fixed silhouette with changing colours. The turntable now rotates the geometry itself through a full circle, lays the model's longest dimension horizontally so nothing is cut off, computes the camera distance exactly from the field of view rather than by trial, renders at a fixed frame size so the result is identical on every machine, and lightens the shading of surfaces facing away so the object stays visible for the whole revolution instead of disappearing into the background for half of it.</w:t>
+      </w:r>
+    </w:p>
+    <w:p>
+      <w:r>
+        <w:t>Two further review passes went over every word the interface shows the user and over the experience of opening the tool for the first time with no saved state. Between them they corrected three citations that pointed at the wrong paper, three malformed reference entries, and five places where the word “exact” had been attached to an approximate method — a contradiction with the tool’s own honest statement, elsewhere, that the same method can be badly wrong at grazing angles. A composite “sustainability” score on the comparison chart was found to be a fixed number that did not follow a user-defined material, and is now labelled as such. The hand-off that sends an absorber design to the full-wave solver was substituting a stand-in material without saying so, and now states plainly that the full-wave result will not reproduce the figure quoted. The written instructions, which had documented ten of the twenty-one pages and described a setup procedure that no longer applied, were rewritten in full.</w:t>
+      </w:r>
+    </w:p>
+    <w:p>
+      <w:r>
+        <w:t>The three figures below are unretouched output from the full-wave solver, produced by the pipeline described above and reproduced here at the resolution the tool writes them.</w:t>
+      </w:r>
+    </w:p>
+    <w:p>
+      <w:pPr>
+        <w:jc w:val="center"/>
+      </w:pPr>
+      <w:r>
+        <w:drawing>
+          <wp:inline xmlns:a="http://schemas.openxmlformats.org/drawingml/2006/main" xmlns:pic="http://schemas.openxmlformats.org/drawingml/2006/picture">
+            <wp:extent cx="5852160" cy="1941853"/>
+            <wp:docPr id="2" name="Picture 2"/>
+            <wp:cNvGraphicFramePr>
+              <a:graphicFrameLocks noChangeAspect="1"/>
+            </wp:cNvGraphicFramePr>
+            <a:graphic>
+              <a:graphicData uri="http://schemas.openxmlformats.org/drawingml/2006/picture">
+                <pic:pic>
+                  <pic:nvPicPr>
+                    <pic:cNvPr id="0" name="fig_waveguide_field.png"/>
+                    <pic:cNvPicPr/>
+                  </pic:nvPicPr>
+                  <pic:blipFill>
+                    <a:blip r:embed="rId11"/>
+                    <a:stretch>
+                      <a:fillRect/>
+                    </a:stretch>
+                  </pic:blipFill>
+                  <pic:spPr>
+                    <a:xfrm>
+                      <a:off x="0" y="0"/>
+                      <a:ext cx="5852160" cy="1941853"/>
+                    </a:xfrm>
+                    <a:prstGeom prst="rect"/>
+                  </pic:spPr>
+                </pic:pic>
+              </a:graphicData>
+            </a:graphic>
+          </wp:inline>
+        </w:drawing>
+      </w:r>
+    </w:p>
+    <w:p>
+      <w:pPr>
+        <w:jc w:val="center"/>
+      </w:pPr>
+      <w:r>
+        <w:rPr>
+          <w:i/>
+          <w:sz w:val="18"/>
+        </w:rPr>
+        <w:t>Guided wave inside a lightweight coated waveguide, X-band. Peak electric-field envelope from a three-dimensional openEMS solve; brightness is field carried, fading toward the walls is power lost into them.</w:t>
+      </w:r>
+    </w:p>
+    <w:p>
+      <w:pPr>
+        <w:jc w:val="center"/>
+      </w:pPr>
+      <w:r>
+        <w:drawing>
+          <wp:inline xmlns:a="http://schemas.openxmlformats.org/drawingml/2006/main" xmlns:pic="http://schemas.openxmlformats.org/drawingml/2006/picture">
+            <wp:extent cx="5486400" cy="2594919"/>
+            <wp:docPr id="3" name="Picture 3"/>
+            <wp:cNvGraphicFramePr>
+              <a:graphicFrameLocks noChangeAspect="1"/>
+            </wp:cNvGraphicFramePr>
+            <a:graphic>
+              <a:graphicData uri="http://schemas.openxmlformats.org/drawingml/2006/picture">
+                <pic:pic>
+                  <pic:nvPicPr>
+                    <pic:cNvPr id="0" name="fig_horn_field.png"/>
+                    <pic:cNvPicPr/>
+                  </pic:nvPicPr>
+                  <pic:blipFill>
+                    <a:blip r:embed="rId12"/>
+                    <a:stretch>
+                      <a:fillRect/>
+                    </a:stretch>
+                  </pic:blipFill>
+                  <pic:spPr>
+                    <a:xfrm>
+                      <a:off x="0" y="0"/>
+                      <a:ext cx="5486400" cy="2594919"/>
+                    </a:xfrm>
+                    <a:prstGeom prst="rect"/>
+                  </pic:spPr>
+                </pic:pic>
+              </a:graphicData>
+            </a:graphic>
+          </wp:inline>
+        </w:drawing>
+      </w:r>
+    </w:p>
+    <w:p>
+      <w:pPr>
+        <w:jc w:val="center"/>
+      </w:pPr>
+      <w:r>
+        <w:rPr>
+          <w:i/>
+          <w:sz w:val="18"/>
+        </w:rPr>
+        <w:t>Horn antenna, interior and radiated field on a decibel scale. The guided mode enters the narrow feed at left, expands through the flare, and leaves the aperture as spherical wavefronts.</w:t>
+      </w:r>
+    </w:p>
+    <w:p>
+      <w:pPr>
+        <w:jc w:val="center"/>
+      </w:pPr>
+      <w:r>
+        <w:drawing>
+          <wp:inline xmlns:a="http://schemas.openxmlformats.org/drawingml/2006/main" xmlns:pic="http://schemas.openxmlformats.org/drawingml/2006/picture">
+            <wp:extent cx="3931920" cy="2954898"/>
+            <wp:docPr id="4" name="Picture 4"/>
+            <wp:cNvGraphicFramePr>
+              <a:graphicFrameLocks noChangeAspect="1"/>
+            </wp:cNvGraphicFramePr>
+            <a:graphic>
+              <a:graphicData uri="http://schemas.openxmlformats.org/drawingml/2006/picture">
+                <pic:pic>
+                  <pic:nvPicPr>
+                    <pic:cNvPr id="0" name="fig_rcs_field.png"/>
+                    <pic:cNvPicPr/>
+                  </pic:nvPicPr>
+                  <pic:blipFill>
+                    <a:blip r:embed="rId13"/>
+                    <a:stretch>
+                      <a:fillRect/>
+                    </a:stretch>
+                  </pic:blipFill>
+                  <pic:spPr>
+                    <a:xfrm>
+                      <a:off x="0" y="0"/>
+                      <a:ext cx="3931920" cy="2954898"/>
+                    </a:xfrm>
+                    <a:prstGeom prst="rect"/>
+                  </pic:spPr>
+                </pic:pic>
+              </a:graphicData>
+            </a:graphic>
+          </wp:inline>
+        </w:drawing>
+      </w:r>
+    </w:p>
+    <w:p>
+      <w:pPr>
+        <w:jc w:val="center"/>
+      </w:pPr>
+      <w:r>
+        <w:rPr>
+          <w:i/>
+          <w:sz w:val="18"/>
+        </w:rPr>
+        <w:t>Radar scattering from a coated sphere, X-band. Peak field envelope showing the standing-wave pattern ahead of the target, the shadow behind it, and the lobe scattered back toward the radar.</w:t>
+      </w:r>
+    </w:p>
     <w:sectPr>
       <w:pgSz w:w="12240" w:h="15840" w:orient="portrait"/>
       <w:pgMar w:top="1440" w:right="1440" w:bottom="1440" w:left="1440" w:header="708" w:footer="708" w:gutter="0"/>

--- a/Simulator_Overview.docx
+++ b/Simulator_Overview.docx
@@ -105,7 +105,7 @@
       <w:r>
         <w:drawing>
           <wp:inline xmlns:a="http://schemas.openxmlformats.org/drawingml/2006/main" xmlns:pic="http://schemas.openxmlformats.org/drawingml/2006/picture">
-            <wp:extent cx="5760720" cy="1911512"/>
+            <wp:extent cx="5486400" cy="1820487"/>
             <wp:docPr id="1" name="Picture 1"/>
             <wp:cNvGraphicFramePr>
               <a:graphicFrameLocks noChangeAspect="1"/>
@@ -126,7 +126,7 @@
                   <pic:spPr>
                     <a:xfrm>
                       <a:off x="0" y="0"/>
-                      <a:ext cx="5760720" cy="1911512"/>
+                      <a:ext cx="5486400" cy="1820487"/>
                     </a:xfrm>
                     <a:prstGeom prst="rect"/>
                   </pic:spPr>
@@ -147,6 +147,61 @@
           <w:sz w:val="18"/>
         </w:rPr>
         <w:t>Figure 1 — Guided wave inside a lightweight coated waveguide, X-band. Peak electric-field envelope from a three-dimensional openEMS solve. Brightness is signal carried; the fade toward the walls is power lost into them. Produced automatically from a single click in the browser.</w:t>
+      </w:r>
+    </w:p>
+    <w:p>
+      <w:pPr>
+        <w:keepNext/>
+        <w:spacing w:before="200" w:after="80"/>
+        <w:jc w:val="center"/>
+      </w:pPr>
+      <w:r>
+        <w:drawing>
+          <wp:inline xmlns:a="http://schemas.openxmlformats.org/drawingml/2006/main" xmlns:pic="http://schemas.openxmlformats.org/drawingml/2006/picture">
+            <wp:extent cx="5486400" cy="1351776"/>
+            <wp:docPr id="4" name="Picture 4"/>
+            <wp:cNvGraphicFramePr>
+              <a:graphicFrameLocks noChangeAspect="1"/>
+            </wp:cNvGraphicFramePr>
+            <a:graphic>
+              <a:graphicData uri="http://schemas.openxmlformats.org/drawingml/2006/picture">
+                <pic:pic>
+                  <pic:nvPicPr>
+                    <pic:cNvPr id="0" name="fw_overlay.png"/>
+                    <pic:cNvPicPr/>
+                  </pic:nvPicPr>
+                  <pic:blipFill>
+                    <a:blip r:embed="rId12"/>
+                    <a:stretch>
+                      <a:fillRect/>
+                    </a:stretch>
+                  </pic:blipFill>
+                  <pic:spPr>
+                    <a:xfrm>
+                      <a:off x="0" y="0"/>
+                      <a:ext cx="5486400" cy="1351776"/>
+                    </a:xfrm>
+                    <a:prstGeom prst="rect"/>
+                  </pic:spPr>
+                </pic:pic>
+              </a:graphicData>
+            </a:graphic>
+          </wp:inline>
+        </w:drawing>
+      </w:r>
+    </w:p>
+    <w:p>
+      <w:pPr>
+        <w:spacing w:after="280"/>
+        <w:jc w:val="center"/>
+      </w:pPr>
+      <w:r>
+        <w:rPr>
+          <w:i/>
+          <w:color w:val="444444"/>
+          <w:sz w:val="18"/>
+        </w:rPr>
+        <w:t>Figure 2 — The two engines on one pair of axes, Full-wave tab. Insertion loss along a 173.5 mm MXene-coated basswood guide across X-band: the dashed curve is the closed-form model, the solid curve is the openEMS FDTD solve loaded straight from the run. Both sit near 0.1 dB over the length; the ripple on the full-wave trace is the small reflection echo a finite mesh produces. Nothing is fitted — the agreement is the check.</w:t>
       </w:r>
     </w:p>
     <w:p>
@@ -193,28 +248,167 @@
     </w:p>
     <w:p>
       <w:pPr>
+        <w:keepNext/>
+        <w:spacing w:before="200" w:after="80"/>
         <w:jc w:val="center"/>
       </w:pPr>
       <w:r>
-        <w:rPr>
-          <w:b/>
-          <w:color w:val="9A6A16"/>
-          <w:sz w:val="20"/>
-        </w:rPr>
-        <w:t>[ Figure 2 — insert screenshot: the Analytical Simulator tab — the results headline with loss / mass / delivered cost, the attenuation-vs-frequency chart, and the material-comparison radar chart ]</w:t>
+        <w:drawing>
+          <wp:inline xmlns:a="http://schemas.openxmlformats.org/drawingml/2006/main" xmlns:pic="http://schemas.openxmlformats.org/drawingml/2006/picture">
+            <wp:extent cx="5486400" cy="4273403"/>
+            <wp:docPr id="5" name="Picture 5"/>
+            <wp:cNvGraphicFramePr>
+              <a:graphicFrameLocks noChangeAspect="1"/>
+            </wp:cNvGraphicFramePr>
+            <a:graphic>
+              <a:graphicData uri="http://schemas.openxmlformats.org/drawingml/2006/picture">
+                <pic:pic>
+                  <pic:nvPicPr>
+                    <pic:cNvPr id="0" name="sim_top.png"/>
+                    <pic:cNvPicPr/>
+                  </pic:nvPicPr>
+                  <pic:blipFill>
+                    <a:blip r:embed="rId13"/>
+                    <a:stretch>
+                      <a:fillRect/>
+                    </a:stretch>
+                  </pic:blipFill>
+                  <pic:spPr>
+                    <a:xfrm>
+                      <a:off x="0" y="0"/>
+                      <a:ext cx="5486400" cy="4273403"/>
+                    </a:xfrm>
+                    <a:prstGeom prst="rect"/>
+                  </pic:spPr>
+                </pic:pic>
+              </a:graphicData>
+            </a:graphic>
+          </wp:inline>
+        </w:drawing>
       </w:r>
     </w:p>
     <w:p>
       <w:pPr>
+        <w:spacing w:after="280"/>
         <w:jc w:val="center"/>
       </w:pPr>
       <w:r>
         <w:rPr>
           <w:i/>
-          <w:color w:val="777777"/>
+          <w:color w:val="444444"/>
           <w:sz w:val="18"/>
         </w:rPr>
-        <w:t>Shows the instant engine: every number updates live as the sliders move.</w:t>
+        <w:t>Figure 3 — Analytical Simulator: inputs and derived quantities. Band, coat count, coating thickness, substrate wall, launch cost and run length on the left; the flagship result and twelve derived cards below. Every value recomputes in the same frame as the slider moves, so the trade can be felt rather than tabulated. Here MXene-coated basswood gives 0.83 dB/m at 95 % of copper's mass, and the break-even launch cost above which it wins outright is $135/kg.</w:t>
+      </w:r>
+    </w:p>
+    <w:p>
+      <w:pPr>
+        <w:keepNext/>
+        <w:spacing w:before="200" w:after="80"/>
+        <w:jc w:val="center"/>
+      </w:pPr>
+      <w:r>
+        <w:drawing>
+          <wp:inline xmlns:a="http://schemas.openxmlformats.org/drawingml/2006/main" xmlns:pic="http://schemas.openxmlformats.org/drawingml/2006/picture">
+            <wp:extent cx="5486400" cy="4430737"/>
+            <wp:docPr id="6" name="Picture 6"/>
+            <wp:cNvGraphicFramePr>
+              <a:graphicFrameLocks noChangeAspect="1"/>
+            </wp:cNvGraphicFramePr>
+            <a:graphic>
+              <a:graphicData uri="http://schemas.openxmlformats.org/drawingml/2006/picture">
+                <pic:pic>
+                  <pic:nvPicPr>
+                    <pic:cNvPr id="0" name="sim_charts.png"/>
+                    <pic:cNvPicPr/>
+                  </pic:nvPicPr>
+                  <pic:blipFill>
+                    <a:blip r:embed="rId14"/>
+                    <a:stretch>
+                      <a:fillRect/>
+                    </a:stretch>
+                  </pic:blipFill>
+                  <pic:spPr>
+                    <a:xfrm>
+                      <a:off x="0" y="0"/>
+                      <a:ext cx="5486400" cy="4430737"/>
+                    </a:xfrm>
+                    <a:prstGeom prst="rect"/>
+                  </pic:spPr>
+                </pic:pic>
+              </a:graphicData>
+            </a:graphic>
+          </wp:inline>
+        </w:drawing>
+      </w:r>
+    </w:p>
+    <w:p>
+      <w:pPr>
+        <w:spacing w:after="280"/>
+        <w:jc w:val="center"/>
+      </w:pPr>
+      <w:r>
+        <w:rPr>
+          <w:i/>
+          <w:color w:val="444444"/>
+          <w:sz w:val="18"/>
+        </w:rPr>
+        <w:t>Figure 4 — Attenuation across the band, and the material comparison. The test material is plotted against solid copper and aluminium over the full waveguide band; the radar chart scores it on cost, lightness, electromagnetic performance and environmental impact. Four of the five axes are computed from the current run — the sustainability axis is a fixed author rating and is labelled as such, because it does not track a user-defined material.</w:t>
+      </w:r>
+    </w:p>
+    <w:p>
+      <w:pPr>
+        <w:keepNext/>
+        <w:spacing w:before="200" w:after="80"/>
+        <w:jc w:val="center"/>
+      </w:pPr>
+      <w:r>
+        <w:drawing>
+          <wp:inline xmlns:a="http://schemas.openxmlformats.org/drawingml/2006/main" xmlns:pic="http://schemas.openxmlformats.org/drawingml/2006/picture">
+            <wp:extent cx="5486400" cy="5154120"/>
+            <wp:docPr id="7" name="Picture 7"/>
+            <wp:cNvGraphicFramePr>
+              <a:graphicFrameLocks noChangeAspect="1"/>
+            </wp:cNvGraphicFramePr>
+            <a:graphic>
+              <a:graphicData uri="http://schemas.openxmlformats.org/drawingml/2006/picture">
+                <pic:pic>
+                  <pic:nvPicPr>
+                    <pic:cNvPr id="0" name="fw_config.png"/>
+                    <pic:cNvPicPr/>
+                  </pic:nvPicPr>
+                  <pic:blipFill>
+                    <a:blip r:embed="rId15"/>
+                    <a:stretch>
+                      <a:fillRect/>
+                    </a:stretch>
+                  </pic:blipFill>
+                  <pic:spPr>
+                    <a:xfrm>
+                      <a:off x="0" y="0"/>
+                      <a:ext cx="5486400" cy="5154120"/>
+                    </a:xfrm>
+                    <a:prstGeom prst="rect"/>
+                  </pic:spPr>
+                </pic:pic>
+              </a:graphicData>
+            </a:graphic>
+          </wp:inline>
+        </w:drawing>
+      </w:r>
+    </w:p>
+    <w:p>
+      <w:pPr>
+        <w:spacing w:after="280"/>
+        <w:jc w:val="center"/>
+      </w:pPr>
+      <w:r>
+        <w:rPr>
+          <w:i/>
+          <w:color w:val="444444"/>
+          <w:sz w:val="18"/>
+        </w:rPr>
+        <w:t>Figure 5 — Full-wave tab: configuration and the resulting field. Band, wall material, coat count, length, port count and mesh density are set here, and the six openEMS analyses are picked independently. The mesh size and estimated memory are reported before the solve starts. The render below is real openEMS output: brightness is field strength, and any glow outside the green guide outline is signal leaking through the wall.</w:t>
       </w:r>
     </w:p>
     <w:p>
@@ -291,7 +485,7 @@
           <w:i/>
           <w:sz w:val="18"/>
         </w:rPr>
-        <w:t>Figure 3 — Horn antenna, interior and radiated field on a decibel scale, from openEMS. The guided mode enters the narrow feed at left, expands through the flare, and leaves the aperture as spherical wavefronts. The amplitude genuinely falls as the beam spreads — that is radiation, not solver error.</w:t>
+        <w:t>Figure 6 — Horn antenna, interior and radiated field on a decibel scale, from openEMS. The guided mode enters the narrow feed at left, expands through the flare, and leaves the aperture as spherical wavefronts. The amplitude genuinely falls as the beam spreads — that is radiation, not solver error.</w:t>
       </w:r>
     </w:p>
     <w:p>
@@ -327,15 +521,112 @@
     </w:p>
     <w:p>
       <w:pPr>
+        <w:keepNext/>
+        <w:spacing w:before="200" w:after="80"/>
+        <w:jc w:val="center"/>
+      </w:pPr>
+      <w:r>
+        <w:drawing>
+          <wp:inline xmlns:a="http://schemas.openxmlformats.org/drawingml/2006/main" xmlns:pic="http://schemas.openxmlformats.org/drawingml/2006/picture">
+            <wp:extent cx="5486400" cy="6727667"/>
+            <wp:docPr id="8" name="Picture 8"/>
+            <wp:cNvGraphicFramePr>
+              <a:graphicFrameLocks noChangeAspect="1"/>
+            </wp:cNvGraphicFramePr>
+            <a:graphic>
+              <a:graphicData uri="http://schemas.openxmlformats.org/drawingml/2006/picture">
+                <pic:pic>
+                  <pic:nvPicPr>
+                    <pic:cNvPr id="0" name="rl_top.png"/>
+                    <pic:cNvPicPr/>
+                  </pic:nvPicPr>
+                  <pic:blipFill>
+                    <a:blip r:embed="rId16"/>
+                    <a:stretch>
+                      <a:fillRect/>
+                    </a:stretch>
+                  </pic:blipFill>
+                  <pic:spPr>
+                    <a:xfrm>
+                      <a:off x="0" y="0"/>
+                      <a:ext cx="5486400" cy="6727667"/>
+                    </a:xfrm>
+                    <a:prstGeom prst="rect"/>
+                  </pic:spPr>
+                </pic:pic>
+              </a:graphicData>
+            </a:graphic>
+          </wp:inline>
+        </w:drawing>
+      </w:r>
+    </w:p>
+    <w:p>
+      <w:pPr>
+        <w:spacing w:after="280"/>
         <w:jc w:val="center"/>
       </w:pPr>
       <w:r>
         <w:rPr>
-          <w:b/>
-          <w:color w:val="9A6A16"/>
-          <w:sz w:val="20"/>
+          <w:i/>
+          <w:color w:val="444444"/>
+          <w:sz w:val="18"/>
         </w:rPr>
-        <w:t>[ Figure 4 — insert screenshot: the Reflection loss (RL) tab after loading a lab file — the thickness × frequency heatmap with the quarter-wave matching curve, and the reflection-loss-versus-frequency curves ]</w:t>
+        <w:t>Figure 7 — Reflection loss from measured material data. A raw vector-network-analyser export is loaded directly; permittivity and permeability are read per frequency and the metal-backed reflection loss is evaluated for every requested coating thickness. The headline reports the deepest absorption (−32.5 dB at 8.48 GHz), the thickness that achieves it, and the effective bandwidth below −10 dB. The table beneath is the full frequency-by-thickness grid, with the measured thickness in blue and the computed optimum in green — the same layout as the laboratory spreadsheet it reproduces to a median of 0.006 dB.</w:t>
+      </w:r>
+    </w:p>
+    <w:p>
+      <w:pPr>
+        <w:keepNext/>
+        <w:spacing w:before="200" w:after="80"/>
+        <w:jc w:val="center"/>
+      </w:pPr>
+      <w:r>
+        <w:drawing>
+          <wp:inline xmlns:a="http://schemas.openxmlformats.org/drawingml/2006/main" xmlns:pic="http://schemas.openxmlformats.org/drawingml/2006/picture">
+            <wp:extent cx="5486400" cy="2557010"/>
+            <wp:docPr id="9" name="Picture 9"/>
+            <wp:cNvGraphicFramePr>
+              <a:graphicFrameLocks noChangeAspect="1"/>
+            </wp:cNvGraphicFramePr>
+            <a:graphic>
+              <a:graphicData uri="http://schemas.openxmlformats.org/drawingml/2006/picture">
+                <pic:pic>
+                  <pic:nvPicPr>
+                    <pic:cNvPr id="0" name="rl_map.png"/>
+                    <pic:cNvPicPr/>
+                  </pic:nvPicPr>
+                  <pic:blipFill>
+                    <a:blip r:embed="rId17"/>
+                    <a:stretch>
+                      <a:fillRect/>
+                    </a:stretch>
+                  </pic:blipFill>
+                  <pic:spPr>
+                    <a:xfrm>
+                      <a:off x="0" y="0"/>
+                      <a:ext cx="5486400" cy="2557010"/>
+                    </a:xfrm>
+                    <a:prstGeom prst="rect"/>
+                  </pic:spPr>
+                </pic:pic>
+              </a:graphicData>
+            </a:graphic>
+          </wp:inline>
+        </w:drawing>
+      </w:r>
+    </w:p>
+    <w:p>
+      <w:pPr>
+        <w:spacing w:after="280"/>
+        <w:jc w:val="center"/>
+      </w:pPr>
+      <w:r>
+        <w:rPr>
+          <w:i/>
+          <w:color w:val="444444"/>
+          <w:sz w:val="18"/>
+        </w:rPr>
+        <w:t>Figure 8 — Thickness against frequency, the whole plane at once. Colour is reflection loss; the warm ridge is the absorption band. The dashed white line is the independent quarter-wave prediction t = c/(4f√|εrμr|), which lands on the ridge without being fitted to it. One picture replaces dozens of hand-run curves, and the optimum thickness can be read straight off it.</w:t>
       </w:r>
     </w:p>
     <w:p>
@@ -440,59 +731,172 @@
           <w:i/>
           <w:sz w:val="18"/>
         </w:rPr>
-        <w:t>Figure 5 — Radar scattering from a coated sphere, X-band, from openEMS. The standing-wave pattern ahead of the target, the shadow behind it, and the lobe scattered back toward the radar. That returning lobe is what an absorber is designed to remove.</w:t>
+        <w:t>Figure 9 — Radar scattering from a coated sphere, X-band, from openEMS. The standing-wave pattern ahead of the target, the shadow behind it, and the lobe scattered back toward the radar. That returning lobe is what an absorber is designed to remove.</w:t>
       </w:r>
     </w:p>
     <w:p>
       <w:pPr>
+        <w:keepNext/>
+        <w:spacing w:before="200" w:after="80"/>
         <w:jc w:val="center"/>
       </w:pPr>
       <w:r>
-        <w:rPr>
-          <w:b/>
-          <w:color w:val="9A6A16"/>
-          <w:sz w:val="20"/>
-        </w:rPr>
-        <w:t>[ Figure 6 — insert screenshot: the CAD-RCS tab with a model loaded — the three-dimensional per-facet heatmap with its colour bar, and the radar-cross-section-versus-look-angle chart below it ]</w:t>
+        <w:drawing>
+          <wp:inline xmlns:a="http://schemas.openxmlformats.org/drawingml/2006/main" xmlns:pic="http://schemas.openxmlformats.org/drawingml/2006/picture">
+            <wp:extent cx="5486400" cy="3493363"/>
+            <wp:docPr id="10" name="Picture 10"/>
+            <wp:cNvGraphicFramePr>
+              <a:graphicFrameLocks noChangeAspect="1"/>
+            </wp:cNvGraphicFramePr>
+            <a:graphic>
+              <a:graphicData uri="http://schemas.openxmlformats.org/drawingml/2006/picture">
+                <pic:pic>
+                  <pic:nvPicPr>
+                    <pic:cNvPr id="0" name="cad_parts.png"/>
+                    <pic:cNvPicPr/>
+                  </pic:nvPicPr>
+                  <pic:blipFill>
+                    <a:blip r:embed="rId18"/>
+                    <a:stretch>
+                      <a:fillRect/>
+                    </a:stretch>
+                  </pic:blipFill>
+                  <pic:spPr>
+                    <a:xfrm>
+                      <a:off x="0" y="0"/>
+                      <a:ext cx="5486400" cy="3493363"/>
+                    </a:xfrm>
+                    <a:prstGeom prst="rect"/>
+                  </pic:spPr>
+                </pic:pic>
+              </a:graphicData>
+            </a:graphic>
+          </wp:inline>
+        </w:drawing>
       </w:r>
     </w:p>
     <w:p>
       <w:pPr>
+        <w:spacing w:after="280"/>
         <w:jc w:val="center"/>
       </w:pPr>
       <w:r>
         <w:rPr>
           <w:i/>
-          <w:color w:val="777777"/>
+          <w:color w:val="444444"/>
           <w:sz w:val="18"/>
         </w:rPr>
-        <w:t>Shows analysis of real geometry, and which part of the model is bright.</w:t>
+        <w:t>Figure 10 — Assigning a material to each part of an uploaded model. The STEP or STL file is tessellated into separate bodies — here nose, body, nozzle and four fins, each reported with its own dimensions — and any part can be left as bare metal or given a coating drawn from the shared material library that the reflection-loss tab pins into. This is what makes the analysis a design tool rather than a single number: coating is applied where it earns its mass.</w:t>
       </w:r>
     </w:p>
     <w:p>
       <w:pPr>
+        <w:keepNext/>
+        <w:spacing w:before="200" w:after="80"/>
         <w:jc w:val="center"/>
       </w:pPr>
       <w:r>
-        <w:rPr>
-          <w:b/>
-          <w:color w:val="9A6A16"/>
-          <w:sz w:val="20"/>
-        </w:rPr>
-        <w:t>[ Figure 7 — insert screenshot: the CAD-RCS shape-improvement panel after a search — the recipe, the before/after sector means, and the rejected-candidate list ]</w:t>
+        <w:drawing>
+          <wp:inline xmlns:a="http://schemas.openxmlformats.org/drawingml/2006/main" xmlns:pic="http://schemas.openxmlformats.org/drawingml/2006/picture">
+            <wp:extent cx="5486400" cy="4354497"/>
+            <wp:docPr id="11" name="Picture 11"/>
+            <wp:cNvGraphicFramePr>
+              <a:graphicFrameLocks noChangeAspect="1"/>
+            </wp:cNvGraphicFramePr>
+            <a:graphic>
+              <a:graphicData uri="http://schemas.openxmlformats.org/drawingml/2006/picture">
+                <pic:pic>
+                  <pic:nvPicPr>
+                    <pic:cNvPr id="0" name="cad_result.png"/>
+                    <pic:cNvPicPr/>
+                  </pic:nvPicPr>
+                  <pic:blipFill>
+                    <a:blip r:embed="rId19"/>
+                    <a:stretch>
+                      <a:fillRect/>
+                    </a:stretch>
+                  </pic:blipFill>
+                  <pic:spPr>
+                    <a:xfrm>
+                      <a:off x="0" y="0"/>
+                      <a:ext cx="5486400" cy="4354497"/>
+                    </a:xfrm>
+                    <a:prstGeom prst="rect"/>
+                  </pic:spPr>
+                </pic:pic>
+              </a:graphicData>
+            </a:graphic>
+          </wp:inline>
+        </w:drawing>
       </w:r>
     </w:p>
     <w:p>
       <w:pPr>
+        <w:spacing w:after="280"/>
         <w:jc w:val="center"/>
       </w:pPr>
       <w:r>
         <w:rPr>
           <w:i/>
-          <w:color w:val="777777"/>
+          <w:color w:val="444444"/>
           <w:sz w:val="18"/>
         </w:rPr>
-        <w:t>Shows the optimiser and the validity gate that keeps its suggestions buildable.</w:t>
+        <w:t>Figure 11 — Radar signature of the model, and what the coating buys. Peak return falls from 14.4 dBsm bare to −10.0 dBsm coated, a 24.4 dB reduction. In the three-dimensional view each triangle is shaded by how much echo it sends back to the radar at the current look-angle, so the bright specular line along the body is visible as the dominant scatterer. The panel below converts the reduction into the three measures a radar engineer actually uses: echo power removed, equivalent metal-sphere diameter, and detection range — with the fourth, the scale factor for this exact geometry, solved numerically against the user's own mesh rather than assumed from a power law.</w:t>
+      </w:r>
+    </w:p>
+    <w:p>
+      <w:pPr>
+        <w:keepNext/>
+        <w:spacing w:before="200" w:after="80"/>
+        <w:jc w:val="center"/>
+      </w:pPr>
+      <w:r>
+        <w:drawing>
+          <wp:inline xmlns:a="http://schemas.openxmlformats.org/drawingml/2006/main" xmlns:pic="http://schemas.openxmlformats.org/drawingml/2006/picture">
+            <wp:extent cx="5486400" cy="3923441"/>
+            <wp:docPr id="12" name="Picture 12"/>
+            <wp:cNvGraphicFramePr>
+              <a:graphicFrameLocks noChangeAspect="1"/>
+            </wp:cNvGraphicFramePr>
+            <a:graphic>
+              <a:graphicData uri="http://schemas.openxmlformats.org/drawingml/2006/picture">
+                <pic:pic>
+                  <pic:nvPicPr>
+                    <pic:cNvPr id="0" name="shape.png"/>
+                    <pic:cNvPicPr/>
+                  </pic:nvPicPr>
+                  <pic:blipFill>
+                    <a:blip r:embed="rId20"/>
+                    <a:stretch>
+                      <a:fillRect/>
+                    </a:stretch>
+                  </pic:blipFill>
+                  <pic:spPr>
+                    <a:xfrm>
+                      <a:off x="0" y="0"/>
+                      <a:ext cx="5486400" cy="3923441"/>
+                    </a:xfrm>
+                    <a:prstGeom prst="rect"/>
+                  </pic:spPr>
+                </pic:pic>
+              </a:graphicData>
+            </a:graphic>
+          </wp:inline>
+        </w:drawing>
+      </w:r>
+    </w:p>
+    <w:p>
+      <w:pPr>
+        <w:spacing w:after="280"/>
+        <w:jc w:val="center"/>
+      </w:pPr>
+      <w:r>
+        <w:rPr>
+          <w:i/>
+          <w:color w:val="444444"/>
+          <w:sz w:val="18"/>
+        </w:rPr>
+        <w:t>Figure 12 — Shape improvement: searching real deformations of the user's own geometry. Eight deformations are swept over a chosen threat sector, each candidate re-meshed and re-solved in full. Sector mean falls from 9.1 to −4.4 dBsm, a 13.5 dB reduction, from tilting the dominant part, canting the fins and tapering the body. The status line reports 28 of 56 candidates rejected as invalid geometry — a validity gate refuses folded surfaces, collapsed facets, interpenetrating parts and excessive volume loss before a candidate is allowed to score, and length is held constant by construction so nothing wins by quietly shrinking the vehicle. The geometry cost is stated with the result.</w:t>
       </w:r>
     </w:p>
     <w:p>
@@ -592,28 +996,57 @@
     </w:p>
     <w:p>
       <w:pPr>
+        <w:keepNext/>
+        <w:spacing w:before="200" w:after="80"/>
         <w:jc w:val="center"/>
       </w:pPr>
       <w:r>
-        <w:rPr>
-          <w:b/>
-          <w:color w:val="9A6A16"/>
-          <w:sz w:val="20"/>
-        </w:rPr>
-        <w:t>[ Figure 8 — insert screenshot: the Physics page — a rendered derivation with its numbered citations, and the contents index ]</w:t>
+        <w:drawing>
+          <wp:inline xmlns:a="http://schemas.openxmlformats.org/drawingml/2006/main" xmlns:pic="http://schemas.openxmlformats.org/drawingml/2006/picture">
+            <wp:extent cx="5486400" cy="5193623"/>
+            <wp:docPr id="13" name="Picture 13"/>
+            <wp:cNvGraphicFramePr>
+              <a:graphicFrameLocks noChangeAspect="1"/>
+            </wp:cNvGraphicFramePr>
+            <a:graphic>
+              <a:graphicData uri="http://schemas.openxmlformats.org/drawingml/2006/picture">
+                <pic:pic>
+                  <pic:nvPicPr>
+                    <pic:cNvPr id="0" name="physics.png"/>
+                    <pic:cNvPicPr/>
+                  </pic:nvPicPr>
+                  <pic:blipFill>
+                    <a:blip r:embed="rId21"/>
+                    <a:stretch>
+                      <a:fillRect/>
+                    </a:stretch>
+                  </pic:blipFill>
+                  <pic:spPr>
+                    <a:xfrm>
+                      <a:off x="0" y="0"/>
+                      <a:ext cx="5486400" cy="5193623"/>
+                    </a:xfrm>
+                    <a:prstGeom prst="rect"/>
+                  </pic:spPr>
+                </pic:pic>
+              </a:graphicData>
+            </a:graphic>
+          </wp:inline>
+        </w:drawing>
       </w:r>
     </w:p>
     <w:p>
       <w:pPr>
+        <w:spacing w:after="280"/>
         <w:jc w:val="center"/>
       </w:pPr>
       <w:r>
         <w:rPr>
           <w:i/>
-          <w:color w:val="777777"/>
+          <w:color w:val="444444"/>
           <w:sz w:val="18"/>
         </w:rPr>
-        <w:t>Shows that nothing is a black box: every equation is on-screen and sourced.</w:t>
+        <w:t>Figure 13 — The physics page: every derivation on screen and sourced. Twenty sections take the reader from Maxwell's equations in a rectangular guide through skin depth, surface resistance, attenuation, the weight and cost models, radar cross section, shaping, absorber design, down-range profiling, polarimetry and detection probability. Each equation carries the numbered citation it comes from, and the whole page prints to PDF. Nothing the simulator computes is hidden behind an interface.</w:t>
       </w:r>
     </w:p>
     <w:p>
